--- a/הַסֵּפֶר/הַתּוֹרָה/01 בראשית/50 בראשית נ.docx
+++ b/הַסֵּפֶר/הַתּוֹרָה/01 בראשית/50 בראשית נ.docx
@@ -41,7 +41,7 @@
           <w:pgNumType w:start="1"/>
         </w:sectPr>
       </w:pPr>
-      <w:bookmarkStart w:colFirst="0" w:colLast="0" w:name="_2mtcon15dx9j" w:id="0"/>
+      <w:bookmarkStart w:colFirst="0" w:colLast="0" w:name="_sjr6spf676qr" w:id="0"/>
       <w:bookmarkEnd w:id="0"/>
       <w:r>
         <w:rPr>

--- a/הַסֵּפֶר/הַתּוֹרָה/01 בראשית/50 בראשית נ.docx
+++ b/הַסֵּפֶר/הַתּוֹרָה/01 בראשית/50 בראשית נ.docx
@@ -41,7 +41,7 @@
           <w:pgNumType w:start="1"/>
         </w:sectPr>
       </w:pPr>
-      <w:bookmarkStart w:colFirst="0" w:colLast="0" w:name="_sjr6spf676qr" w:id="0"/>
+      <w:bookmarkStart w:colFirst="0" w:colLast="0" w:name="_149pb16kfnb" w:id="0"/>
       <w:bookmarkEnd w:id="0"/>
       <w:r>
         <w:rPr>

--- a/הַסֵּפֶר/הַתּוֹרָה/01 בראשית/50 בראשית נ.docx
+++ b/הַסֵּפֶר/הַתּוֹרָה/01 בראשית/50 בראשית נ.docx
@@ -41,7 +41,7 @@
           <w:pgNumType w:start="1"/>
         </w:sectPr>
       </w:pPr>
-      <w:bookmarkStart w:colFirst="0" w:colLast="0" w:name="_149pb16kfnb" w:id="0"/>
+      <w:bookmarkStart w:colFirst="0" w:colLast="0" w:name="_7ep5hg329b5i" w:id="0"/>
       <w:bookmarkEnd w:id="0"/>
       <w:r>
         <w:rPr>
